--- a/docs/PLAYER_ACCOUNT_AND_SERVER_PROFILE_DESIGN.docx
+++ b/docs/PLAYER_ACCOUNT_AND_SERVER_PROFILE_DESIGN.docx
@@ -199,7 +199,71 @@
         <w:pStyle w:val="Heading1"/>
       </w:pPr>
       <w:r>
-        <w:t>4. 兼容功能</w:t>
+        <w:t>4. 分段获胜阵容</w:t>
+      </w:r>
+    </w:p>
+    <w:p>
+      <w:pPr>
+        <w:pStyle w:val="ListBullet"/>
+      </w:pPr>
+      <w:r>
+        <w:rPr>
+          <w:rFonts w:ascii="Microsoft YaHei" w:hAnsi="Microsoft YaHei" w:eastAsia="Microsoft YaHei"/>
+          <w:b w:val="0"/>
+          <w:color w:val="20252B"/>
+          <w:sz w:val="22"/>
+        </w:rPr>
+        <w:t>每次段位赛获胜后，按开局时所在分段记录获胜者的 8 张卡组、卡牌等级、星数、UserID 和记录时间。</w:t>
+      </w:r>
+    </w:p>
+    <w:p>
+      <w:pPr>
+        <w:pStyle w:val="ListBullet"/>
+      </w:pPr>
+      <w:r>
+        <w:rPr>
+          <w:rFonts w:ascii="Microsoft YaHei" w:hAnsi="Microsoft YaHei" w:eastAsia="Microsoft YaHei"/>
+          <w:b w:val="0"/>
+          <w:color w:val="20252B"/>
+          <w:sz w:val="22"/>
+        </w:rPr>
+        <w:t>本地记录保存在 user://rank_mirror_db.json，并通过 rank_mirrors 字段同步到玩家服务器资料。</w:t>
+      </w:r>
+    </w:p>
+    <w:p>
+      <w:pPr>
+        <w:pStyle w:val="ListBullet"/>
+      </w:pPr>
+      <w:r>
+        <w:rPr>
+          <w:rFonts w:ascii="Microsoft YaHei" w:hAnsi="Microsoft YaHei" w:eastAsia="Microsoft YaHei"/>
+          <w:b w:val="0"/>
+          <w:color w:val="20252B"/>
+          <w:sz w:val="22"/>
+        </w:rPr>
+        <w:t>服务端每个分段最多保留 15 条记录，卡组最多 8 张；无效类型、空卡牌和超量数据会被过滤。</w:t>
+      </w:r>
+    </w:p>
+    <w:p>
+      <w:pPr>
+        <w:pStyle w:val="ListBullet"/>
+      </w:pPr>
+      <w:r>
+        <w:rPr>
+          <w:rFonts w:ascii="Microsoft YaHei" w:hAnsi="Microsoft YaHei" w:eastAsia="Microsoft YaHei"/>
+          <w:b w:val="0"/>
+          <w:color w:val="20252B"/>
+          <w:sz w:val="22"/>
+        </w:rPr>
+        <w:t>服务器暂无记录时不以空数据覆盖本机历史记录，客户端会在下一次资料同步时补传。</w:t>
+      </w:r>
+    </w:p>
+    <w:p>
+      <w:pPr>
+        <w:pStyle w:val="Heading1"/>
+      </w:pPr>
+      <w:r>
+        <w:t>5. 兼容功能</w:t>
       </w:r>
     </w:p>
     <w:p>
@@ -235,7 +299,7 @@
         <w:pStyle w:val="Heading1"/>
       </w:pPr>
       <w:r>
-        <w:t>5. 验收</w:t>
+        <w:t>6. 验收</w:t>
       </w:r>
     </w:p>
     <w:p>
@@ -278,6 +342,20 @@
           <w:sz w:val="22"/>
         </w:rPr>
         <w:t>不同安装获得不同 UserID；伪造安装 ID、错误令牌及未认证资料写入均被拒绝。</w:t>
+      </w:r>
+    </w:p>
+    <w:p>
+      <w:pPr>
+        <w:pStyle w:val="ListBullet"/>
+      </w:pPr>
+      <w:r>
+        <w:rPr>
+          <w:rFonts w:ascii="Microsoft YaHei" w:hAnsi="Microsoft YaHei" w:eastAsia="Microsoft YaHei"/>
+          <w:b w:val="0"/>
+          <w:color w:val="20252B"/>
+          <w:sz w:val="22"/>
+        </w:rPr>
+        <w:t>分段获胜阵容在服务器重启和同账号换设备后仍可恢复，且服务器只保留规范化后的卡组数据。</w:t>
       </w:r>
     </w:p>
     <w:p>

--- a/docs/PLAYER_ACCOUNT_AND_SERVER_PROFILE_DESIGN.docx
+++ b/docs/PLAYER_ACCOUNT_AND_SERVER_PROFILE_DESIGN.docx
@@ -4,13 +4,19 @@
   <w:body>
     <w:p>
       <w:pPr>
+        <w:spacing w:after="240"/>
+      </w:pPr>
+    </w:p>
+    <w:p>
+      <w:pPr>
         <w:spacing w:after="80"/>
       </w:pPr>
       <w:r>
         <w:rPr>
-          <w:rFonts w:ascii="Microsoft YaHei" w:hAnsi="Microsoft YaHei" w:eastAsia="Microsoft YaHei"/>
+          <w:rFonts w:ascii="Calibri" w:hAnsi="Calibri" w:eastAsia="Microsoft YaHei"/>
           <w:b/>
-          <w:color w:val="111827"/>
+          <w:i w:val="0"/>
+          <w:color w:val="17365D"/>
           <w:sz w:val="46"/>
         </w:rPr>
         <w:t>玩家账号与服务器资料设计</w:t>
@@ -18,16 +24,52 @@
     </w:p>
     <w:p>
       <w:pPr>
-        <w:spacing w:after="320"/>
+        <w:spacing w:after="240"/>
       </w:pPr>
       <w:r>
         <w:rPr>
-          <w:rFonts w:ascii="Microsoft YaHei" w:hAnsi="Microsoft YaHei" w:eastAsia="Microsoft YaHei"/>
+          <w:rFonts w:ascii="Calibri" w:hAnsi="Calibri" w:eastAsia="Microsoft YaHei"/>
           <w:b w:val="0"/>
-          <w:color w:val="4B5563"/>
-          <w:sz w:val="26"/>
+          <w:i w:val="0"/>
+          <w:color w:val="667085"/>
+          <w:sz w:val="24"/>
         </w:rPr>
-        <w:t>安装 ID 自动登录、服务端权威进度与基地账号中心</w:t>
+        <w:t>安装 ID 自动登录、云端首次账号创建、账号绑定与服务器权威资料</w:t>
+      </w:r>
+    </w:p>
+    <w:p>
+      <w:pPr>
+        <w:spacing w:after="240"/>
+      </w:pPr>
+      <w:r>
+        <w:rPr>
+          <w:rFonts w:ascii="Calibri" w:hAnsi="Calibri" w:eastAsia="Microsoft YaHei"/>
+          <w:b w:val="0"/>
+          <w:i w:val="0"/>
+          <w:color w:val="667085"/>
+          <w:sz w:val="20"/>
+        </w:rPr>
+        <w:t>版本 v1.4 | 状态：账号云端首次引导已实现 | 2026-07-22</w:t>
+      </w:r>
+    </w:p>
+    <w:p>
+      <w:pPr>
+        <w:spacing w:after="160"/>
+        <w:pBdr>
+          <w:bottom w:val="single" w:sz="10" w:space="1" w:color="2E74B5"/>
+        </w:pBdr>
+      </w:pPr>
+    </w:p>
+    <w:p>
+      <w:r>
+        <w:rPr>
+          <w:rFonts w:ascii="Calibri" w:hAnsi="Calibri" w:eastAsia="Microsoft YaHei"/>
+          <w:b w:val="0"/>
+          <w:i w:val="0"/>
+          <w:color w:val="202124"/>
+          <w:sz w:val="22"/>
+        </w:rPr>
+        <w:t>版本：v1.4（2026-07-22）</w:t>
       </w:r>
     </w:p>
     <w:p>
@@ -35,7 +77,14 @@
         <w:pStyle w:val="Heading1"/>
       </w:pPr>
       <w:r>
-        <w:t>1. 目标</w:t>
+        <w:rPr>
+          <w:rFonts w:ascii="Calibri" w:hAnsi="Calibri" w:eastAsia="Microsoft YaHei"/>
+          <w:b w:val="0"/>
+          <w:i w:val="0"/>
+          <w:color w:val="2E74B5"/>
+          <w:sz w:val="32"/>
+        </w:rPr>
+        <w:t>默认设备账号</w:t>
       </w:r>
     </w:p>
     <w:p>
@@ -44,12 +93,33 @@
       </w:pPr>
       <w:r>
         <w:rPr>
-          <w:rFonts w:ascii="Microsoft YaHei" w:hAnsi="Microsoft YaHei" w:eastAsia="Microsoft YaHei"/>
+          <w:rFonts w:ascii="Calibri" w:hAnsi="Calibri" w:eastAsia="Microsoft YaHei"/>
           <w:b w:val="0"/>
-          <w:color w:val="20252B"/>
+          <w:i w:val="0"/>
+          <w:color w:val="202124"/>
           <w:sz w:val="22"/>
         </w:rPr>
-        <w:t>每名玩家拥有服务器生成且不可修改的 UserID；卡牌数量、卡牌星级、出战编组、抽卡券、段位星数与 ELO 均以服务器资料为权威。</w:t>
+        <w:t xml:space="preserve">客户端首次启动时生成 32 字节随机“安装 ID”，保存在 </w:t>
+      </w:r>
+      <w:r>
+        <w:rPr>
+          <w:rFonts w:ascii="Calibri" w:hAnsi="Calibri" w:eastAsia="Microsoft YaHei"/>
+          <w:b/>
+          <w:i w:val="0"/>
+          <w:color w:val="17365D"/>
+          <w:sz w:val="22"/>
+        </w:rPr>
+        <w:t>user://client/device_account.json</w:t>
+      </w:r>
+      <w:r>
+        <w:rPr>
+          <w:rFonts w:ascii="Calibri" w:hAnsi="Calibri" w:eastAsia="Microsoft YaHei"/>
+          <w:b w:val="0"/>
+          <w:i w:val="0"/>
+          <w:color w:val="202124"/>
+          <w:sz w:val="22"/>
+        </w:rPr>
+        <w:t>，不读取 MAC、硬盘序列号或其他物理地址。</w:t>
       </w:r>
     </w:p>
     <w:p>
@@ -58,20 +128,33 @@
       </w:pPr>
       <w:r>
         <w:rPr>
-          <w:rFonts w:ascii="Microsoft YaHei" w:hAnsi="Microsoft YaHei" w:eastAsia="Microsoft YaHei"/>
+          <w:rFonts w:ascii="Calibri" w:hAnsi="Calibri" w:eastAsia="Microsoft YaHei"/>
           <w:b w:val="0"/>
-          <w:color w:val="20252B"/>
+          <w:i w:val="0"/>
+          <w:color w:val="202124"/>
           <w:sz w:val="22"/>
         </w:rPr>
-        <w:t>首次联网自动创建账号并默认登录，后续启动继续使用同一账号，不依赖 MAC、硬盘序列号或其他物理地址。</w:t>
+        <w:t xml:space="preserve">首次连接服务器时，客户端用安装 ID 和空令牌发起设备认证。服务器创建游客账号、生成不可修改的 </w:t>
       </w:r>
-    </w:p>
-    <w:p>
-      <w:pPr>
-        <w:pStyle w:val="Heading1"/>
-      </w:pPr>
       <w:r>
-        <w:t>2. 默认设备账号流程</w:t>
+        <w:rPr>
+          <w:rFonts w:ascii="Calibri" w:hAnsi="Calibri" w:eastAsia="Microsoft YaHei"/>
+          <w:b/>
+          <w:i w:val="0"/>
+          <w:color w:val="17365D"/>
+          <w:sz w:val="22"/>
+        </w:rPr>
+        <w:t>user_id</w:t>
+      </w:r>
+      <w:r>
+        <w:rPr>
+          <w:rFonts w:ascii="Calibri" w:hAnsi="Calibri" w:eastAsia="Microsoft YaHei"/>
+          <w:b w:val="0"/>
+          <w:i w:val="0"/>
+          <w:color w:val="202124"/>
+          <w:sz w:val="22"/>
+        </w:rPr>
+        <w:t>，并仅在这次响应中返回 32 字节随机长期登录令牌。</w:t>
       </w:r>
     </w:p>
     <w:p>
@@ -80,12 +163,33 @@
       </w:pPr>
       <w:r>
         <w:rPr>
-          <w:rFonts w:ascii="Microsoft YaHei" w:hAnsi="Microsoft YaHei" w:eastAsia="Microsoft YaHei"/>
+          <w:rFonts w:ascii="Calibri" w:hAnsi="Calibri" w:eastAsia="Microsoft YaHei"/>
           <w:b w:val="0"/>
-          <w:color w:val="20252B"/>
+          <w:i w:val="0"/>
+          <w:color w:val="202124"/>
           <w:sz w:val="22"/>
         </w:rPr>
-        <w:t>客户端首次启动生成 32 字节随机安装 ID，并保存到 user://client/device_account.json。</w:t>
+        <w:t xml:space="preserve">客户端把长期令牌与标准化 </w:t>
+      </w:r>
+      <w:r>
+        <w:rPr>
+          <w:rFonts w:ascii="Calibri" w:hAnsi="Calibri" w:eastAsia="Microsoft YaHei"/>
+          <w:b/>
+          <w:i w:val="0"/>
+          <w:color w:val="17365D"/>
+          <w:sz w:val="22"/>
+        </w:rPr>
+        <w:t>server_host:server_port</w:t>
+      </w:r>
+      <w:r>
+        <w:rPr>
+          <w:rFonts w:ascii="Calibri" w:hAnsi="Calibri" w:eastAsia="Microsoft YaHei"/>
+          <w:b w:val="0"/>
+          <w:i w:val="0"/>
+          <w:color w:val="202124"/>
+          <w:sz w:val="22"/>
+        </w:rPr>
+        <w:t xml:space="preserve"> 一起保存；游戏进入大厅后会立即自动连接服务器。旧版凭据或服务器地址变化时，保留安装 ID、清除旧令牌，再对新服务器执行首次设备认证，无需玩家点击中央基地或重复输入账号密码。</w:t>
       </w:r>
     </w:p>
     <w:p>
@@ -94,12 +198,13 @@
       </w:pPr>
       <w:r>
         <w:rPr>
-          <w:rFonts w:ascii="Microsoft YaHei" w:hAnsi="Microsoft YaHei" w:eastAsia="Microsoft YaHei"/>
+          <w:rFonts w:ascii="Calibri" w:hAnsi="Calibri" w:eastAsia="Microsoft YaHei"/>
           <w:b w:val="0"/>
-          <w:color w:val="20252B"/>
+          <w:i w:val="0"/>
+          <w:color w:val="202124"/>
           <w:sz w:val="22"/>
         </w:rPr>
-        <w:t>首次连接时服务器创建游客账号和 UserID，仅在首次响应中签发 32 字节随机长期登录令牌。</w:t>
+        <w:t>服务器只保存安装 ID 的 SHA-256 摘要、随机盐和长期令牌哈希，不保存安装 ID或令牌明文。网络连接仍使用短期会话令牌访问玩家资料。</w:t>
       </w:r>
     </w:p>
     <w:p>
@@ -108,12 +213,13 @@
       </w:pPr>
       <w:r>
         <w:rPr>
-          <w:rFonts w:ascii="Microsoft YaHei" w:hAnsi="Microsoft YaHei" w:eastAsia="Microsoft YaHei"/>
+          <w:rFonts w:ascii="Calibri" w:hAnsi="Calibri" w:eastAsia="Microsoft YaHei"/>
           <w:b w:val="0"/>
-          <w:color w:val="20252B"/>
+          <w:i w:val="0"/>
+          <w:color w:val="202124"/>
           <w:sz w:val="22"/>
         </w:rPr>
-        <w:t>后续连接使用安装 ID 与长期令牌自动登录；服务器再签发仅用于当前连接的短期会话令牌。</w:t>
+        <w:t>玩家通过账号与密码手动登录成功后，服务器才允许把该账号加入本机档案集合并设为当前档案；对未绑定安装或失效令牌会签发新的长期令牌。客户端继续只保存安装 ID、服务器地址和长期令牌，不保存账号密码明文。</w:t>
       </w:r>
     </w:p>
     <w:p>
@@ -122,20 +228,13 @@
       </w:pPr>
       <w:r>
         <w:rPr>
-          <w:rFonts w:ascii="Microsoft YaHei" w:hAnsi="Microsoft YaHei" w:eastAsia="Microsoft YaHei"/>
+          <w:rFonts w:ascii="Calibri" w:hAnsi="Calibri" w:eastAsia="Microsoft YaHei"/>
           <w:b w:val="0"/>
-          <w:color w:val="20252B"/>
+          <w:i w:val="0"/>
+          <w:color w:val="202124"/>
           <w:sz w:val="22"/>
         </w:rPr>
-        <w:t>注销只结束当前会话，不删除本机长期令牌；下次启动或重新连接仍默认进入原账号。</w:t>
-      </w:r>
-    </w:p>
-    <w:p>
-      <w:pPr>
-        <w:pStyle w:val="Heading1"/>
-      </w:pPr>
-      <w:r>
-        <w:t>3. 安全边界</w:t>
+        <w:t>账号中心不再提供“注销账号”。因为长期令牌会立即恢复同一档案，旧入口容易让玩家误以为注销无效；它改为“切换账号”。</w:t>
       </w:r>
     </w:p>
     <w:p>
@@ -144,12 +243,28 @@
       </w:pPr>
       <w:r>
         <w:rPr>
-          <w:rFonts w:ascii="Microsoft YaHei" w:hAnsi="Microsoft YaHei" w:eastAsia="Microsoft YaHei"/>
+          <w:rFonts w:ascii="Calibri" w:hAnsi="Calibri" w:eastAsia="Microsoft YaHei"/>
           <w:b w:val="0"/>
-          <w:color w:val="20252B"/>
+          <w:i w:val="0"/>
+          <w:color w:val="202124"/>
           <w:sz w:val="22"/>
         </w:rPr>
-        <w:t>服务器只保存安装 ID 的 SHA-256 摘要、随机盐和长期令牌哈希，不保存安装 ID 或令牌明文。</w:t>
+        <w:t>删除应用数据或丢失本机凭据会失去自动登录能力；正式发行前应补充账号绑定、令牌轮换和跨设备找回流程。未知安装 ID 携带非空令牌时必须被服务器拒绝，不能被当作自动注册。</w:t>
+      </w:r>
+    </w:p>
+    <w:p>
+      <w:pPr>
+        <w:pStyle w:val="Heading1"/>
+      </w:pPr>
+      <w:r>
+        <w:rPr>
+          <w:rFonts w:ascii="Calibri" w:hAnsi="Calibri" w:eastAsia="Microsoft YaHei"/>
+          <w:b w:val="0"/>
+          <w:i w:val="0"/>
+          <w:color w:val="2E74B5"/>
+          <w:sz w:val="32"/>
+        </w:rPr>
+        <w:t>本机账号切换</w:t>
       </w:r>
     </w:p>
     <w:p>
@@ -158,12 +273,13 @@
       </w:pPr>
       <w:r>
         <w:rPr>
-          <w:rFonts w:ascii="Microsoft YaHei" w:hAnsi="Microsoft YaHei" w:eastAsia="Microsoft YaHei"/>
+          <w:rFonts w:ascii="Calibri" w:hAnsi="Calibri" w:eastAsia="Microsoft YaHei"/>
           <w:b w:val="0"/>
-          <w:color w:val="20252B"/>
+          <w:i w:val="0"/>
+          <w:color w:val="202124"/>
           <w:sz w:val="22"/>
         </w:rPr>
-        <w:t>客户端只在 user:// 保存本机凭据，不把安装 ID 当作密码；长期令牌错误时服务器统一拒绝认证。</w:t>
+        <w:t>一个安装 ID 可拥有最多 8 个独立服务器档案。账号集合仅由已认证的安装 ID 与长期令牌查询；不会向客户端暴露其他设备的档案。</w:t>
       </w:r>
     </w:p>
     <w:p>
@@ -172,12 +288,13 @@
       </w:pPr>
       <w:r>
         <w:rPr>
-          <w:rFonts w:ascii="Microsoft YaHei" w:hAnsi="Microsoft YaHei" w:eastAsia="Microsoft YaHei"/>
+          <w:rFonts w:ascii="Calibri" w:hAnsi="Calibri" w:eastAsia="Microsoft YaHei"/>
           <w:b w:val="0"/>
-          <w:color w:val="20252B"/>
+          <w:i w:val="0"/>
+          <w:color w:val="202124"/>
           <w:sz w:val="22"/>
         </w:rPr>
-        <w:t>网络 peer 只能读写其当前会话对应的玩家资料；断线与注销都会解除 peer 到用户的映射。</w:t>
+        <w:t>点击“切换账号”后，服务器返回该安装 ID 的全部档案摘要：UserID、当前段位、星数与动物总数量。当前档案单独标识；点击其他档案后，服务器撤销旧短会话并签发新短会话，再同步该档案资料。</w:t>
       </w:r>
     </w:p>
     <w:p>
@@ -186,20 +303,13 @@
       </w:pPr>
       <w:r>
         <w:rPr>
-          <w:rFonts w:ascii="Microsoft YaHei" w:hAnsi="Microsoft YaHei" w:eastAsia="Microsoft YaHei"/>
+          <w:rFonts w:ascii="Calibri" w:hAnsi="Calibri" w:eastAsia="Microsoft YaHei"/>
           <w:b w:val="0"/>
-          <w:color w:val="20252B"/>
+          <w:i w:val="0"/>
+          <w:color w:val="202124"/>
           <w:sz w:val="22"/>
         </w:rPr>
-        <w:t>删除应用数据或丢失本机凭据会失去自动登录能力；正式发行前需补充账号绑定、令牌轮换和跨设备找回。</w:t>
-      </w:r>
-    </w:p>
-    <w:p>
-      <w:pPr>
-        <w:pStyle w:val="Heading1"/>
-      </w:pPr>
-      <w:r>
-        <w:t>4. 分段获胜阵容</w:t>
+        <w:t>列表底部使用黄色“新建账号”按钮。服务器为该安装创建全新档案，按当前卡表发放新手动物、基础建筑、10 张抽卡券与青铜 1 星资料，然后立即切换并开始新游戏。</w:t>
       </w:r>
     </w:p>
     <w:p>
@@ -208,12 +318,28 @@
       </w:pPr>
       <w:r>
         <w:rPr>
-          <w:rFonts w:ascii="Microsoft YaHei" w:hAnsi="Microsoft YaHei" w:eastAsia="Microsoft YaHei"/>
+          <w:rFonts w:ascii="Calibri" w:hAnsi="Calibri" w:eastAsia="Microsoft YaHei"/>
           <w:b w:val="0"/>
-          <w:color w:val="20252B"/>
+          <w:i w:val="0"/>
+          <w:color w:val="202124"/>
           <w:sz w:val="22"/>
         </w:rPr>
-        <w:t>每次段位赛获胜后，按开局时所在分段记录获胜者的 8 张卡组、卡牌等级、星数、UserID 和记录时间。</w:t>
+        <w:t>手动账号密码登录成功后，会把该账号加入当前安装的可切换集合并设为当前档案；密码不会写入本机或账号列表。</w:t>
+      </w:r>
+    </w:p>
+    <w:p>
+      <w:pPr>
+        <w:pStyle w:val="Heading1"/>
+      </w:pPr>
+      <w:r>
+        <w:rPr>
+          <w:rFonts w:ascii="Calibri" w:hAnsi="Calibri" w:eastAsia="Microsoft YaHei"/>
+          <w:b w:val="0"/>
+          <w:i w:val="0"/>
+          <w:color w:val="2E74B5"/>
+          <w:sz w:val="32"/>
+        </w:rPr>
+        <w:t>分段获胜阵容</w:t>
       </w:r>
     </w:p>
     <w:p>
@@ -222,12 +348,13 @@
       </w:pPr>
       <w:r>
         <w:rPr>
-          <w:rFonts w:ascii="Microsoft YaHei" w:hAnsi="Microsoft YaHei" w:eastAsia="Microsoft YaHei"/>
+          <w:rFonts w:ascii="Calibri" w:hAnsi="Calibri" w:eastAsia="Microsoft YaHei"/>
           <w:b w:val="0"/>
-          <w:color w:val="20252B"/>
+          <w:i w:val="0"/>
+          <w:color w:val="202124"/>
           <w:sz w:val="22"/>
         </w:rPr>
-        <w:t>本地记录保存在 user://rank_mirror_db.json，并通过 rank_mirrors 字段同步到玩家服务器资料。</w:t>
+        <w:t>每次段位赛获胜后，客户端按“开局时所在分段”记录获胜者的 8 张卡组、对应卡牌等级、星数、UserID 和记录时间。</w:t>
       </w:r>
     </w:p>
     <w:p>
@@ -236,12 +363,53 @@
       </w:pPr>
       <w:r>
         <w:rPr>
-          <w:rFonts w:ascii="Microsoft YaHei" w:hAnsi="Microsoft YaHei" w:eastAsia="Microsoft YaHei"/>
+          <w:rFonts w:ascii="Calibri" w:hAnsi="Calibri" w:eastAsia="Microsoft YaHei"/>
           <w:b w:val="0"/>
-          <w:color w:val="20252B"/>
+          <w:i w:val="0"/>
+          <w:color w:val="202124"/>
           <w:sz w:val="22"/>
         </w:rPr>
-        <w:t>服务端每个分段最多保留 15 条记录，卡组最多 8 张；无效类型、空卡牌和超量数据会被过滤。</w:t>
+        <w:t xml:space="preserve">本地记录继续保存在 </w:t>
+      </w:r>
+      <w:r>
+        <w:rPr>
+          <w:rFonts w:ascii="Calibri" w:hAnsi="Calibri" w:eastAsia="Microsoft YaHei"/>
+          <w:b/>
+          <w:i w:val="0"/>
+          <w:color w:val="17365D"/>
+          <w:sz w:val="22"/>
+        </w:rPr>
+        <w:t>user://rank_mirror_db.json</w:t>
+      </w:r>
+      <w:r>
+        <w:rPr>
+          <w:rFonts w:ascii="Calibri" w:hAnsi="Calibri" w:eastAsia="Microsoft YaHei"/>
+          <w:b w:val="0"/>
+          <w:i w:val="0"/>
+          <w:color w:val="202124"/>
+          <w:sz w:val="22"/>
+        </w:rPr>
+        <w:t xml:space="preserve">，同时作为玩家服务器资料中的 </w:t>
+      </w:r>
+      <w:r>
+        <w:rPr>
+          <w:rFonts w:ascii="Calibri" w:hAnsi="Calibri" w:eastAsia="Microsoft YaHei"/>
+          <w:b/>
+          <w:i w:val="0"/>
+          <w:color w:val="17365D"/>
+          <w:sz w:val="22"/>
+        </w:rPr>
+        <w:t>rank_mirrors</w:t>
+      </w:r>
+      <w:r>
+        <w:rPr>
+          <w:rFonts w:ascii="Calibri" w:hAnsi="Calibri" w:eastAsia="Microsoft YaHei"/>
+          <w:b w:val="0"/>
+          <w:i w:val="0"/>
+          <w:color w:val="202124"/>
+          <w:sz w:val="22"/>
+        </w:rPr>
+        <w:t xml:space="preserve"> 字段上传，换设备登录同一账号后可恢复。</w:t>
       </w:r>
     </w:p>
     <w:p>
@@ -250,20 +418,13 @@
       </w:pPr>
       <w:r>
         <w:rPr>
-          <w:rFonts w:ascii="Microsoft YaHei" w:hAnsi="Microsoft YaHei" w:eastAsia="Microsoft YaHei"/>
+          <w:rFonts w:ascii="Calibri" w:hAnsi="Calibri" w:eastAsia="Microsoft YaHei"/>
           <w:b w:val="0"/>
-          <w:color w:val="20252B"/>
+          <w:i w:val="0"/>
+          <w:color w:val="202124"/>
           <w:sz w:val="22"/>
         </w:rPr>
-        <w:t>服务器暂无记录时不以空数据覆盖本机历史记录，客户端会在下一次资料同步时补传。</w:t>
-      </w:r>
-    </w:p>
-    <w:p>
-      <w:pPr>
-        <w:pStyle w:val="Heading1"/>
-      </w:pPr>
-      <w:r>
-        <w:t>5. 兼容功能</w:t>
+        <w:t>服务端按分段校验数据结构，每个分段最多保存 15 条，卡组最多 8 张，卡牌等级最低为 1；未知类型、空卡牌 ID 和超量数据会被过滤。</w:t>
       </w:r>
     </w:p>
     <w:p>
@@ -272,12 +433,75 @@
       </w:pPr>
       <w:r>
         <w:rPr>
-          <w:rFonts w:ascii="Microsoft YaHei" w:hAnsi="Microsoft YaHei" w:eastAsia="Microsoft YaHei"/>
+          <w:rFonts w:ascii="Calibri" w:hAnsi="Calibri" w:eastAsia="Microsoft YaHei"/>
           <w:b w:val="0"/>
-          <w:color w:val="20252B"/>
+          <w:i w:val="0"/>
+          <w:color w:val="202124"/>
           <w:sz w:val="22"/>
         </w:rPr>
-        <w:t>原账号与密码注册/登录入口继续保留，作为兼容入口和未来账号绑定基础；密码只保存加盐派生哈希。</w:t>
+        <w:t>服务器资料尚无获胜阵容但本机已有历史记录时，不用空数据覆盖本机记录；下一次资料同步会把本机历史记录补传服务器。</w:t>
+      </w:r>
+    </w:p>
+    <w:p>
+      <w:pPr>
+        <w:pStyle w:val="Heading1"/>
+      </w:pPr>
+      <w:r>
+        <w:rPr>
+          <w:rFonts w:ascii="Calibri" w:hAnsi="Calibri" w:eastAsia="Microsoft YaHei"/>
+          <w:b w:val="0"/>
+          <w:i w:val="0"/>
+          <w:color w:val="2E74B5"/>
+          <w:sz w:val="32"/>
+        </w:rPr>
+        <w:t>目标</w:t>
+      </w:r>
+    </w:p>
+    <w:p>
+      <w:r>
+        <w:rPr>
+          <w:rFonts w:ascii="Calibri" w:hAnsi="Calibri" w:eastAsia="Microsoft YaHei"/>
+          <w:b w:val="0"/>
+          <w:i w:val="0"/>
+          <w:color w:val="202124"/>
+          <w:sz w:val="22"/>
+        </w:rPr>
+        <w:t xml:space="preserve">每名玩家拥有服务器生成且不可修改的 </w:t>
+      </w:r>
+      <w:r>
+        <w:rPr>
+          <w:rFonts w:ascii="Calibri" w:hAnsi="Calibri" w:eastAsia="Microsoft YaHei"/>
+          <w:b/>
+          <w:i w:val="0"/>
+          <w:color w:val="17365D"/>
+          <w:sz w:val="22"/>
+        </w:rPr>
+        <w:t>user_id</w:t>
+      </w:r>
+      <w:r>
+        <w:rPr>
+          <w:rFonts w:ascii="Calibri" w:hAnsi="Calibri" w:eastAsia="Microsoft YaHei"/>
+          <w:b w:val="0"/>
+          <w:i w:val="0"/>
+          <w:color w:val="202124"/>
+          <w:sz w:val="22"/>
+        </w:rPr>
+        <w:t>、唯一账号和密码凭据。密码只保存加盐哈希。卡牌拥有数量、卡牌星级、出战编组、抽卡券、段位星数与 ELO 均由服务器资料作为权威数据。</w:t>
+      </w:r>
+    </w:p>
+    <w:p>
+      <w:pPr>
+        <w:pStyle w:val="Heading1"/>
+      </w:pPr>
+      <w:r>
+        <w:rPr>
+          <w:rFonts w:ascii="Calibri" w:hAnsi="Calibri" w:eastAsia="Microsoft YaHei"/>
+          <w:b w:val="0"/>
+          <w:i w:val="0"/>
+          <w:color w:val="2E74B5"/>
+          <w:sz w:val="32"/>
+        </w:rPr>
+        <w:t>模块边界</w:t>
       </w:r>
     </w:p>
     <w:p>
@@ -286,20 +510,23 @@
       </w:pPr>
       <w:r>
         <w:rPr>
-          <w:rFonts w:ascii="Microsoft YaHei" w:hAnsi="Microsoft YaHei" w:eastAsia="Microsoft YaHei"/>
-          <w:b w:val="0"/>
-          <w:color w:val="20252B"/>
+          <w:rFonts w:ascii="Calibri" w:hAnsi="Calibri" w:eastAsia="Microsoft YaHei"/>
+          <w:b/>
+          <w:i w:val="0"/>
+          <w:color w:val="17365D"/>
           <w:sz w:val="22"/>
         </w:rPr>
-        <w:t>主页面点击基地打开账号中心，可查看 UserID、注销当前会话、阅读玩家协议并切换音乐与音效。</w:t>
+        <w:t>PlayerAccountStore</w:t>
       </w:r>
-    </w:p>
-    <w:p>
-      <w:pPr>
-        <w:pStyle w:val="Heading1"/>
-      </w:pPr>
       <w:r>
-        <w:t>6. 验收</w:t>
+        <w:rPr>
+          <w:rFonts w:ascii="Calibri" w:hAnsi="Calibri" w:eastAsia="Microsoft YaHei"/>
+          <w:b w:val="0"/>
+          <w:i w:val="0"/>
+          <w:color w:val="202124"/>
+          <w:sz w:val="22"/>
+        </w:rPr>
+        <w:t>：仅运行在服务端，负责账号注册、密码校验、安装所属账号集合、会话令牌和 JSON 持久化。</w:t>
       </w:r>
     </w:p>
     <w:p>
@@ -308,12 +535,23 @@
       </w:pPr>
       <w:r>
         <w:rPr>
-          <w:rFonts w:ascii="Microsoft YaHei" w:hAnsi="Microsoft YaHei" w:eastAsia="Microsoft YaHei"/>
-          <w:b w:val="0"/>
-          <w:color w:val="20252B"/>
+          <w:rFonts w:ascii="Calibri" w:hAnsi="Calibri" w:eastAsia="Microsoft YaHei"/>
+          <w:b/>
+          <w:i w:val="0"/>
+          <w:color w:val="17365D"/>
           <w:sz w:val="22"/>
         </w:rPr>
-        <w:t>全新安装首次连接后自动得到 UserID、长期令牌和默认服务器资料。</w:t>
+        <w:t>OnlineRoom</w:t>
+      </w:r>
+      <w:r>
+        <w:rPr>
+          <w:rFonts w:ascii="Calibri" w:hAnsi="Calibri" w:eastAsia="Microsoft YaHei"/>
+          <w:b w:val="0"/>
+          <w:i w:val="0"/>
+          <w:color w:val="202124"/>
+          <w:sz w:val="22"/>
+        </w:rPr>
+        <w:t>：负责账号 RPC、把网络连接映射到已登录用户、为新档案生成服务器侧新手资料，以及限制资料写入只能作用于当前会话用户。</w:t>
       </w:r>
     </w:p>
     <w:p>
@@ -322,12 +560,23 @@
       </w:pPr>
       <w:r>
         <w:rPr>
-          <w:rFonts w:ascii="Microsoft YaHei" w:hAnsi="Microsoft YaHei" w:eastAsia="Microsoft YaHei"/>
-          <w:b w:val="0"/>
-          <w:color w:val="20252B"/>
+          <w:rFonts w:ascii="Calibri" w:hAnsi="Calibri" w:eastAsia="Microsoft YaHei"/>
+          <w:b/>
+          <w:i w:val="0"/>
+          <w:color w:val="17365D"/>
           <w:sz w:val="22"/>
         </w:rPr>
-        <w:t>服务器重启后，同一安装 ID 与长期令牌登录到相同 UserID，且长期令牌不会再次返回。</w:t>
+        <w:t>Main</w:t>
+      </w:r>
+      <w:r>
+        <w:rPr>
+          <w:rFonts w:ascii="Calibri" w:hAnsi="Calibri" w:eastAsia="Microsoft YaHei"/>
+          <w:b w:val="0"/>
+          <w:i w:val="0"/>
+          <w:color w:val="202124"/>
+          <w:sz w:val="22"/>
+        </w:rPr>
+        <w:t>：启动时主动连接，展示账号中心和账号切换列表、调整本机音量；不保存密码，不把客户端资料当作服务器权威数据。</w:t>
       </w:r>
     </w:p>
     <w:p>
@@ -336,12 +585,100 @@
       </w:pPr>
       <w:r>
         <w:rPr>
-          <w:rFonts w:ascii="Microsoft YaHei" w:hAnsi="Microsoft YaHei" w:eastAsia="Microsoft YaHei"/>
+          <w:rFonts w:ascii="Calibri" w:hAnsi="Calibri" w:eastAsia="Microsoft YaHei"/>
           <w:b w:val="0"/>
-          <w:color w:val="20252B"/>
+          <w:i w:val="0"/>
+          <w:color w:val="202124"/>
           <w:sz w:val="22"/>
         </w:rPr>
-        <w:t>不同安装获得不同 UserID；伪造安装 ID、错误令牌及未认证资料写入均被拒绝。</w:t>
+        <w:t xml:space="preserve">账号数据库默认位于服务端 </w:t>
+      </w:r>
+      <w:r>
+        <w:rPr>
+          <w:rFonts w:ascii="Calibri" w:hAnsi="Calibri" w:eastAsia="Microsoft YaHei"/>
+          <w:b/>
+          <w:i w:val="0"/>
+          <w:color w:val="17365D"/>
+          <w:sz w:val="22"/>
+        </w:rPr>
+        <w:t>user://server/player_accounts.json</w:t>
+      </w:r>
+      <w:r>
+        <w:rPr>
+          <w:rFonts w:ascii="Calibri" w:hAnsi="Calibri" w:eastAsia="Microsoft YaHei"/>
+          <w:b w:val="0"/>
+          <w:i w:val="0"/>
+          <w:color w:val="202124"/>
+          <w:sz w:val="22"/>
+        </w:rPr>
+        <w:t>，可用测试路径覆盖。</w:t>
+      </w:r>
+    </w:p>
+    <w:p>
+      <w:pPr>
+        <w:pStyle w:val="Heading1"/>
+      </w:pPr>
+      <w:r>
+        <w:rPr>
+          <w:rFonts w:ascii="Calibri" w:hAnsi="Calibri" w:eastAsia="Microsoft YaHei"/>
+          <w:b w:val="0"/>
+          <w:i w:val="0"/>
+          <w:color w:val="2E74B5"/>
+          <w:sz w:val="32"/>
+        </w:rPr>
+        <w:t>数据结构</w:t>
+      </w:r>
+    </w:p>
+    <w:p>
+      <w:r>
+        <w:rPr>
+          <w:rFonts w:ascii="Calibri" w:hAnsi="Calibri" w:eastAsia="Microsoft YaHei"/>
+          <w:b w:val="0"/>
+          <w:i w:val="0"/>
+          <w:color w:val="202124"/>
+          <w:sz w:val="22"/>
+        </w:rPr>
+        <w:t xml:space="preserve">账号记录包含 </w:t>
+      </w:r>
+      <w:r>
+        <w:rPr>
+          <w:rFonts w:ascii="Calibri" w:hAnsi="Calibri" w:eastAsia="Microsoft YaHei"/>
+          <w:b/>
+          <w:i w:val="0"/>
+          <w:color w:val="17365D"/>
+          <w:sz w:val="22"/>
+        </w:rPr>
+        <w:t>user_id</w:t>
+      </w:r>
+      <w:r>
+        <w:rPr>
+          <w:rFonts w:ascii="Calibri" w:hAnsi="Calibri" w:eastAsia="Microsoft YaHei"/>
+          <w:b w:val="0"/>
+          <w:i w:val="0"/>
+          <w:color w:val="202124"/>
+          <w:sz w:val="22"/>
+        </w:rPr>
+        <w:t xml:space="preserve">、规范化账号、密码盐、密码哈希、创建/更新时间和 </w:t>
+      </w:r>
+      <w:r>
+        <w:rPr>
+          <w:rFonts w:ascii="Calibri" w:hAnsi="Calibri" w:eastAsia="Microsoft YaHei"/>
+          <w:b/>
+          <w:i w:val="0"/>
+          <w:color w:val="17365D"/>
+          <w:sz w:val="22"/>
+        </w:rPr>
+        <w:t>profile</w:t>
+      </w:r>
+      <w:r>
+        <w:rPr>
+          <w:rFonts w:ascii="Calibri" w:hAnsi="Calibri" w:eastAsia="Microsoft YaHei"/>
+          <w:b w:val="0"/>
+          <w:i w:val="0"/>
+          <w:color w:val="202124"/>
+          <w:sz w:val="22"/>
+        </w:rPr>
+        <w:t>。资料字段：</w:t>
       </w:r>
     </w:p>
     <w:p>
@@ -350,12 +687,23 @@
       </w:pPr>
       <w:r>
         <w:rPr>
-          <w:rFonts w:ascii="Microsoft YaHei" w:hAnsi="Microsoft YaHei" w:eastAsia="Microsoft YaHei"/>
-          <w:b w:val="0"/>
-          <w:color w:val="20252B"/>
+          <w:rFonts w:ascii="Calibri" w:hAnsi="Calibri" w:eastAsia="Microsoft YaHei"/>
+          <w:b/>
+          <w:i w:val="0"/>
+          <w:color w:val="17365D"/>
           <w:sz w:val="22"/>
         </w:rPr>
-        <w:t>分段获胜阵容在服务器重启和同账号换设备后仍可恢复，且服务器只保留规范化后的卡组数据。</w:t>
+        <w:t>card_counts</w:t>
+      </w:r>
+      <w:r>
+        <w:rPr>
+          <w:rFonts w:ascii="Calibri" w:hAnsi="Calibri" w:eastAsia="Microsoft YaHei"/>
+          <w:b w:val="0"/>
+          <w:i w:val="0"/>
+          <w:color w:val="202124"/>
+          <w:sz w:val="22"/>
+        </w:rPr>
+        <w:t>：卡牌 ID 到拥有数量。</w:t>
       </w:r>
     </w:p>
     <w:p>
@@ -364,12 +712,412 @@
       </w:pPr>
       <w:r>
         <w:rPr>
-          <w:rFonts w:ascii="Microsoft YaHei" w:hAnsi="Microsoft YaHei" w:eastAsia="Microsoft YaHei"/>
-          <w:b w:val="0"/>
-          <w:color w:val="20252B"/>
+          <w:rFonts w:ascii="Calibri" w:hAnsi="Calibri" w:eastAsia="Microsoft YaHei"/>
+          <w:b/>
+          <w:i w:val="0"/>
+          <w:color w:val="17365D"/>
           <w:sz w:val="22"/>
         </w:rPr>
-        <w:t>账号存储测试、ENet 双客户端自动登录回归和 Godot 全项目解析通过。</w:t>
+        <w:t>card_levels</w:t>
+      </w:r>
+      <w:r>
+        <w:rPr>
+          <w:rFonts w:ascii="Calibri" w:hAnsi="Calibri" w:eastAsia="Microsoft YaHei"/>
+          <w:b w:val="0"/>
+          <w:i w:val="0"/>
+          <w:color w:val="202124"/>
+          <w:sz w:val="22"/>
+        </w:rPr>
+        <w:t>：卡牌 ID 到星级，最小 1。</w:t>
+      </w:r>
+    </w:p>
+    <w:p>
+      <w:pPr>
+        <w:pStyle w:val="ListBullet"/>
+      </w:pPr>
+      <w:r>
+        <w:rPr>
+          <w:rFonts w:ascii="Calibri" w:hAnsi="Calibri" w:eastAsia="Microsoft YaHei"/>
+          <w:b/>
+          <w:i w:val="0"/>
+          <w:color w:val="17365D"/>
+          <w:sz w:val="22"/>
+        </w:rPr>
+        <w:t>deck</w:t>
+      </w:r>
+      <w:r>
+        <w:rPr>
+          <w:rFonts w:ascii="Calibri" w:hAnsi="Calibri" w:eastAsia="Microsoft YaHei"/>
+          <w:b w:val="0"/>
+          <w:i w:val="0"/>
+          <w:color w:val="202124"/>
+          <w:sz w:val="22"/>
+        </w:rPr>
+        <w:t>：最多 8 个卡牌 ID。</w:t>
+      </w:r>
+    </w:p>
+    <w:p>
+      <w:pPr>
+        <w:pStyle w:val="ListBullet"/>
+      </w:pPr>
+      <w:r>
+        <w:rPr>
+          <w:rFonts w:ascii="Calibri" w:hAnsi="Calibri" w:eastAsia="Microsoft YaHei"/>
+          <w:b/>
+          <w:i w:val="0"/>
+          <w:color w:val="17365D"/>
+          <w:sz w:val="22"/>
+        </w:rPr>
+        <w:t>gacha_tickets</w:t>
+      </w:r>
+      <w:r>
+        <w:rPr>
+          <w:rFonts w:ascii="Calibri" w:hAnsi="Calibri" w:eastAsia="Microsoft YaHei"/>
+          <w:b w:val="0"/>
+          <w:i w:val="0"/>
+          <w:color w:val="202124"/>
+          <w:sz w:val="22"/>
+        </w:rPr>
+        <w:t>：非负整数。</w:t>
+      </w:r>
+    </w:p>
+    <w:p>
+      <w:pPr>
+        <w:pStyle w:val="ListBullet"/>
+      </w:pPr>
+      <w:r>
+        <w:rPr>
+          <w:rFonts w:ascii="Calibri" w:hAnsi="Calibri" w:eastAsia="Microsoft YaHei"/>
+          <w:b/>
+          <w:i w:val="0"/>
+          <w:color w:val="17365D"/>
+          <w:sz w:val="22"/>
+        </w:rPr>
+        <w:t>rank_stars</w:t>
+      </w:r>
+      <w:r>
+        <w:rPr>
+          <w:rFonts w:ascii="Calibri" w:hAnsi="Calibri" w:eastAsia="Microsoft YaHei"/>
+          <w:b w:val="0"/>
+          <w:i w:val="0"/>
+          <w:color w:val="202124"/>
+          <w:sz w:val="22"/>
+        </w:rPr>
+        <w:t>、</w:t>
+      </w:r>
+      <w:r>
+        <w:rPr>
+          <w:rFonts w:ascii="Calibri" w:hAnsi="Calibri" w:eastAsia="Microsoft YaHei"/>
+          <w:b/>
+          <w:i w:val="0"/>
+          <w:color w:val="17365D"/>
+          <w:sz w:val="22"/>
+        </w:rPr>
+        <w:t>elo</w:t>
+      </w:r>
+      <w:r>
+        <w:rPr>
+          <w:rFonts w:ascii="Calibri" w:hAnsi="Calibri" w:eastAsia="Microsoft YaHei"/>
+          <w:b w:val="0"/>
+          <w:i w:val="0"/>
+          <w:color w:val="202124"/>
+          <w:sz w:val="22"/>
+        </w:rPr>
+        <w:t>：非负整数。</w:t>
+      </w:r>
+    </w:p>
+    <w:p>
+      <w:pPr>
+        <w:pStyle w:val="Heading1"/>
+      </w:pPr>
+      <w:r>
+        <w:rPr>
+          <w:rFonts w:ascii="Calibri" w:hAnsi="Calibri" w:eastAsia="Microsoft YaHei"/>
+          <w:b w:val="0"/>
+          <w:i w:val="0"/>
+          <w:color w:val="2E74B5"/>
+          <w:sz w:val="32"/>
+        </w:rPr>
+        <w:t>页面与跳转</w:t>
+      </w:r>
+    </w:p>
+    <w:p>
+      <w:r>
+        <w:rPr>
+          <w:rFonts w:ascii="Calibri" w:hAnsi="Calibri" w:eastAsia="Microsoft YaHei"/>
+          <w:b w:val="0"/>
+          <w:i w:val="0"/>
+          <w:color w:val="202124"/>
+          <w:sz w:val="22"/>
+        </w:rPr>
+        <w:t>主界面点击中央基地 -&gt; 账号中心；基地保持可点击，但不再承担触发自动登录的职责。游戏启动后会在大厅后台自动连接：首次或切换到新服务器时，客户端先以空令牌申请默认设备账号与 UserID；有效令牌则恢复当前档案。未登录时账号中心提供账号、密码输入以及注册/登录按钮；登录成功后显示服务器生成的 UserID，并把当前安装绑定到该账号供下次启动自动登录。已登录时，“切换账号” -&gt; 账号列表；列表项 -&gt; 服务器撤销旧会话、同步所选档案并返回账号中心；黄色“新建账号” -&gt; 服务器创建新手档案、同步资料并开始新游戏；“绑定账号” -&gt; 显示账号密码输入，可注册或登录命名账号并切换到该账号。关闭 -&gt; 主界面；玩家协议 -&gt; 协议文本层；协议返回 -&gt; 账号中心。音乐与音效按钮即时切换并显示当前状态。</w:t>
+      </w:r>
+    </w:p>
+    <w:p>
+      <w:r>
+        <w:rPr>
+          <w:rFonts w:ascii="Calibri" w:hAnsi="Calibri" w:eastAsia="Microsoft YaHei"/>
+          <w:b w:val="0"/>
+          <w:i w:val="0"/>
+          <w:color w:val="202124"/>
+          <w:sz w:val="22"/>
+        </w:rPr>
+        <w:t>账号中心显示 UserID 和服务器同步状态。未登录时显示“未登录”，客户端不得伪造 UserID 或宣称资料已同步。</w:t>
+      </w:r>
+    </w:p>
+    <w:p>
+      <w:pPr>
+        <w:pStyle w:val="Heading1"/>
+      </w:pPr>
+      <w:r>
+        <w:rPr>
+          <w:rFonts w:ascii="Calibri" w:hAnsi="Calibri" w:eastAsia="Microsoft YaHei"/>
+          <w:b w:val="0"/>
+          <w:i w:val="0"/>
+          <w:color w:val="2E74B5"/>
+          <w:sz w:val="32"/>
+        </w:rPr>
+        <w:t>安全与失败处理</w:t>
+      </w:r>
+    </w:p>
+    <w:p>
+      <w:pPr>
+        <w:pStyle w:val="ListBullet"/>
+      </w:pPr>
+      <w:r>
+        <w:rPr>
+          <w:rFonts w:ascii="Calibri" w:hAnsi="Calibri" w:eastAsia="Microsoft YaHei"/>
+          <w:b w:val="0"/>
+          <w:i w:val="0"/>
+          <w:color w:val="202124"/>
+          <w:sz w:val="22"/>
+        </w:rPr>
+        <w:t>账号比较不区分大小写，长度 3-32；密码长度 8-72。</w:t>
+      </w:r>
+    </w:p>
+    <w:p>
+      <w:pPr>
+        <w:pStyle w:val="ListBullet"/>
+      </w:pPr>
+      <w:r>
+        <w:rPr>
+          <w:rFonts w:ascii="Calibri" w:hAnsi="Calibri" w:eastAsia="Microsoft YaHei"/>
+          <w:b w:val="0"/>
+          <w:i w:val="0"/>
+          <w:color w:val="202124"/>
+          <w:sz w:val="22"/>
+        </w:rPr>
+        <w:t>密码使用随机盐和多轮 SHA-256 派生；数据库不保存明文密码和会话令牌。</w:t>
+      </w:r>
+    </w:p>
+    <w:p>
+      <w:pPr>
+        <w:pStyle w:val="ListBullet"/>
+      </w:pPr>
+      <w:r>
+        <w:rPr>
+          <w:rFonts w:ascii="Calibri" w:hAnsi="Calibri" w:eastAsia="Microsoft YaHei"/>
+          <w:b w:val="0"/>
+          <w:i w:val="0"/>
+          <w:color w:val="202124"/>
+          <w:sz w:val="22"/>
+        </w:rPr>
+        <w:t>登录失败使用统一错误，不暴露账号是否存在。</w:t>
+      </w:r>
+    </w:p>
+    <w:p>
+      <w:pPr>
+        <w:pStyle w:val="ListBullet"/>
+      </w:pPr>
+      <w:r>
+        <w:rPr>
+          <w:rFonts w:ascii="Calibri" w:hAnsi="Calibri" w:eastAsia="Microsoft YaHei"/>
+          <w:b w:val="0"/>
+          <w:i w:val="0"/>
+          <w:color w:val="202124"/>
+          <w:sz w:val="22"/>
+        </w:rPr>
+        <w:t>本地设备凭据只含随机安装 ID、服务器地址和随机长期令牌；账号密码只用于当次手动登录请求，不写入本地凭据文件。</w:t>
+      </w:r>
+    </w:p>
+    <w:p>
+      <w:pPr>
+        <w:pStyle w:val="ListBullet"/>
+      </w:pPr>
+      <w:r>
+        <w:rPr>
+          <w:rFonts w:ascii="Calibri" w:hAnsi="Calibri" w:eastAsia="Microsoft YaHei"/>
+          <w:b w:val="0"/>
+          <w:i w:val="0"/>
+          <w:color w:val="202124"/>
+          <w:sz w:val="22"/>
+        </w:rPr>
+        <w:t>账号列表只返回当前安装凭据所属的摘要字段；切换目标必须属于该集合，且每个安装最多保留 8 个可切换档案。</w:t>
+      </w:r>
+    </w:p>
+    <w:p>
+      <w:pPr>
+        <w:pStyle w:val="ListBullet"/>
+      </w:pPr>
+      <w:r>
+        <w:rPr>
+          <w:rFonts w:ascii="Calibri" w:hAnsi="Calibri" w:eastAsia="Microsoft YaHei"/>
+          <w:b w:val="0"/>
+          <w:i w:val="0"/>
+          <w:color w:val="202124"/>
+          <w:sz w:val="22"/>
+        </w:rPr>
+        <w:t>资料保存采用临时文件替换；字段在服务端归一化，负数和未知类型被拒绝或修正。</w:t>
+      </w:r>
+    </w:p>
+    <w:p>
+      <w:pPr>
+        <w:pStyle w:val="ListBullet"/>
+      </w:pPr>
+      <w:r>
+        <w:rPr>
+          <w:rFonts w:ascii="Calibri" w:hAnsi="Calibri" w:eastAsia="Microsoft YaHei"/>
+          <w:b w:val="0"/>
+          <w:i w:val="0"/>
+          <w:color w:val="202124"/>
+          <w:sz w:val="22"/>
+        </w:rPr>
+        <w:t>登录后客户端先应用服务器资料，再以变更检测方式同步卡牌数量、卡牌星级、编组、抽卡券和段位资料；未登录状态不上传。</w:t>
+      </w:r>
+    </w:p>
+    <w:p>
+      <w:pPr>
+        <w:pStyle w:val="ListBullet"/>
+      </w:pPr>
+      <w:r>
+        <w:rPr>
+          <w:rFonts w:ascii="Calibri" w:hAnsi="Calibri" w:eastAsia="Microsoft YaHei"/>
+          <w:b w:val="0"/>
+          <w:i w:val="0"/>
+          <w:color w:val="202124"/>
+          <w:sz w:val="22"/>
+        </w:rPr>
+        <w:t>断线与切换都会解除旧 peer 到用户的映射；新档案使用新的短会话令牌。</w:t>
+      </w:r>
+    </w:p>
+    <w:p>
+      <w:pPr>
+        <w:pStyle w:val="Heading1"/>
+      </w:pPr>
+      <w:r>
+        <w:rPr>
+          <w:rFonts w:ascii="Calibri" w:hAnsi="Calibri" w:eastAsia="Microsoft YaHei"/>
+          <w:b w:val="0"/>
+          <w:i w:val="0"/>
+          <w:color w:val="2E74B5"/>
+          <w:sz w:val="32"/>
+        </w:rPr>
+        <w:t>验收</w:t>
+      </w:r>
+    </w:p>
+    <w:p>
+      <w:pPr>
+        <w:pStyle w:val="ListBullet"/>
+      </w:pPr>
+      <w:r>
+        <w:rPr>
+          <w:rFonts w:ascii="Calibri" w:hAnsi="Calibri" w:eastAsia="Microsoft YaHei"/>
+          <w:b w:val="0"/>
+          <w:i w:val="0"/>
+          <w:color w:val="202124"/>
+          <w:sz w:val="22"/>
+        </w:rPr>
+        <w:t>注册产生唯一 UserID，重复账号被拒绝，正确/错误密码可区分成功与失败。</w:t>
+      </w:r>
+    </w:p>
+    <w:p>
+      <w:pPr>
+        <w:pStyle w:val="ListBullet"/>
+      </w:pPr>
+      <w:r>
+        <w:rPr>
+          <w:rFonts w:ascii="Calibri" w:hAnsi="Calibri" w:eastAsia="Microsoft YaHei"/>
+          <w:b w:val="0"/>
+          <w:i w:val="0"/>
+          <w:color w:val="202124"/>
+          <w:sz w:val="22"/>
+        </w:rPr>
+        <w:t>重启存储模块后资料仍可读取，卡牌、星级、编组、抽卡券与段位均保持。</w:t>
+      </w:r>
+    </w:p>
+    <w:p>
+      <w:pPr>
+        <w:pStyle w:val="ListBullet"/>
+      </w:pPr>
+      <w:r>
+        <w:rPr>
+          <w:rFonts w:ascii="Calibri" w:hAnsi="Calibri" w:eastAsia="Microsoft YaHei"/>
+          <w:b w:val="0"/>
+          <w:i w:val="0"/>
+          <w:color w:val="202124"/>
+          <w:sz w:val="22"/>
+        </w:rPr>
+        <w:t>未登录连接不能读写资料；已登录连接只能读写自己的资料。</w:t>
+      </w:r>
+    </w:p>
+    <w:p>
+      <w:pPr>
+        <w:pStyle w:val="ListBullet"/>
+      </w:pPr>
+      <w:r>
+        <w:rPr>
+          <w:rFonts w:ascii="Calibri" w:hAnsi="Calibri" w:eastAsia="Microsoft YaHei"/>
+          <w:b w:val="0"/>
+          <w:i w:val="0"/>
+          <w:color w:val="202124"/>
+          <w:sz w:val="22"/>
+        </w:rPr>
+        <w:t>点击主页基地可打开账号中心；UserID、切换账号、黄色新建账号、协议、音乐和音效控件均有真实行为。</w:t>
+      </w:r>
+    </w:p>
+    <w:p>
+      <w:pPr>
+        <w:pStyle w:val="ListBullet"/>
+      </w:pPr>
+      <w:r>
+        <w:rPr>
+          <w:rFonts w:ascii="Calibri" w:hAnsi="Calibri" w:eastAsia="Microsoft YaHei"/>
+          <w:b w:val="0"/>
+          <w:i w:val="0"/>
+          <w:color w:val="202124"/>
+          <w:sz w:val="22"/>
+        </w:rPr>
+        <w:t>未登录玩家可在账号中心注册或登录；登录成功会加载服务器资料，后续游戏数据变化会自动回存。</w:t>
+      </w:r>
+    </w:p>
+    <w:p>
+      <w:pPr>
+        <w:pStyle w:val="ListBullet"/>
+      </w:pPr>
+      <w:r>
+        <w:rPr>
+          <w:rFonts w:ascii="Calibri" w:hAnsi="Calibri" w:eastAsia="Microsoft YaHei"/>
+          <w:b w:val="0"/>
+          <w:i w:val="0"/>
+          <w:color w:val="202124"/>
+          <w:sz w:val="22"/>
+        </w:rPr>
+        <w:t>首次启动即连接服务器并创建默认设备账号与 UserID；手动账号登录后重启客户端，无需点击中央基地即可自动恢复同一 UserID。服务器地址变化会清除旧令牌并建立新的服务器档案；未知或已绑定安装上的错误令牌都不得伪造登录状态。</w:t>
+      </w:r>
+    </w:p>
+    <w:p>
+      <w:pPr>
+        <w:pStyle w:val="ListBullet"/>
+      </w:pPr>
+      <w:r>
+        <w:rPr>
+          <w:rFonts w:ascii="Calibri" w:hAnsi="Calibri" w:eastAsia="Microsoft YaHei"/>
+          <w:b w:val="0"/>
+          <w:i w:val="0"/>
+          <w:color w:val="202124"/>
+          <w:sz w:val="22"/>
+        </w:rPr>
+        <w:t>同一安装可以列出全部所属档案，并显示每个档案的 UserID、段位和动物数量；新建档案与切换档案后，旧档案资料不会混入新档案。</w:t>
       </w:r>
     </w:p>
     <w:sectPr>
@@ -393,12 +1141,28 @@
     </w:pPr>
     <w:r>
       <w:rPr>
-        <w:rFonts w:ascii="Microsoft YaHei" w:hAnsi="Microsoft YaHei" w:eastAsia="Microsoft YaHei"/>
+        <w:rFonts w:ascii="Calibri" w:hAnsi="Calibri" w:eastAsia="Microsoft YaHei"/>
         <w:b w:val="0"/>
-        <w:color w:val="6B7280"/>
+        <w:i w:val="0"/>
+        <w:color w:val="667085"/>
         <w:sz w:val="18"/>
       </w:rPr>
-      <w:t>v1.1 · 2026-07-14</w:t>
+      <w:t xml:space="preserve">第 </w:t>
+      <w:fldChar w:fldCharType="begin"/>
+      <w:instrText xml:space="preserve"> PAGE </w:instrText>
+      <w:fldChar w:fldCharType="separate"/>
+      <w:t>1</w:t>
+      <w:fldChar w:fldCharType="end"/>
+    </w:r>
+    <w:r>
+      <w:rPr>
+        <w:rFonts w:ascii="Calibri" w:hAnsi="Calibri" w:eastAsia="Microsoft YaHei"/>
+        <w:b w:val="0"/>
+        <w:i w:val="0"/>
+        <w:color w:val="667085"/>
+        <w:sz w:val="18"/>
+      </w:rPr>
+      <w:t xml:space="preserve"> 页</w:t>
     </w:r>
   </w:p>
 </w:ftr>
@@ -409,15 +1173,17 @@
   <w:p>
     <w:pPr>
       <w:pStyle w:val="Header"/>
+      <w:jc w:val="left"/>
     </w:pPr>
     <w:r>
       <w:rPr>
-        <w:rFonts w:ascii="Microsoft YaHei" w:hAnsi="Microsoft YaHei" w:eastAsia="Microsoft YaHei"/>
-        <w:b w:val="0"/>
-        <w:color w:val="6B7280"/>
+        <w:rFonts w:ascii="Calibri" w:hAnsi="Calibri" w:eastAsia="Microsoft YaHei"/>
+        <w:b/>
+        <w:i w:val="0"/>
+        <w:color w:val="667085"/>
         <w:sz w:val="18"/>
       </w:rPr>
-      <w:t>战城大师 · 功能规格</w:t>
+      <w:t>丛林法则 | 玩家账号与服务器资料规格</w:t>
     </w:r>
   </w:p>
 </w:hdr>
@@ -787,10 +1553,10 @@
     <w:qFormat/>
     <w:rsid w:val="00FC693F"/>
     <w:pPr>
-      <w:spacing w:after="120" w:line="264" w:lineRule="auto"/>
+      <w:spacing w:before="0" w:after="120" w:line="300" w:lineRule="auto"/>
     </w:pPr>
     <w:rPr>
-      <w:rFonts w:ascii="Microsoft YaHei" w:hAnsi="Microsoft YaHei" w:eastAsia="Microsoft YaHei"/>
+      <w:rFonts w:ascii="Calibri" w:hAnsi="Calibri" w:eastAsia="Microsoft YaHei"/>
       <w:sz w:val="22"/>
     </w:rPr>
   </w:style>
@@ -849,11 +1615,11 @@
     <w:pPr>
       <w:keepNext/>
       <w:keepLines/>
-      <w:spacing w:before="320" w:after="160"/>
+      <w:spacing w:before="360" w:after="200"/>
       <w:outlineLvl w:val="0"/>
     </w:pPr>
     <w:rPr>
-      <w:rFonts w:asciiTheme="majorHAnsi" w:eastAsiaTheme="majorEastAsia" w:hAnsiTheme="majorHAnsi" w:cstheme="majorBidi" w:ascii="Microsoft YaHei" w:hAnsi="Microsoft YaHei" w:eastAsia="Microsoft YaHei"/>
+      <w:rFonts w:asciiTheme="majorHAnsi" w:eastAsiaTheme="majorEastAsia" w:hAnsiTheme="majorHAnsi" w:cstheme="majorBidi" w:ascii="Calibri" w:hAnsi="Calibri" w:eastAsia="Microsoft YaHei"/>
       <w:b/>
       <w:bCs/>
       <w:color w:val="2E74B5"/>
@@ -873,11 +1639,11 @@
     <w:pPr>
       <w:keepNext/>
       <w:keepLines/>
-      <w:spacing w:before="240" w:after="120"/>
+      <w:spacing w:before="280" w:after="140"/>
       <w:outlineLvl w:val="1"/>
     </w:pPr>
     <w:rPr>
-      <w:rFonts w:asciiTheme="majorHAnsi" w:eastAsiaTheme="majorEastAsia" w:hAnsiTheme="majorHAnsi" w:cstheme="majorBidi" w:ascii="Microsoft YaHei" w:hAnsi="Microsoft YaHei" w:eastAsia="Microsoft YaHei"/>
+      <w:rFonts w:asciiTheme="majorHAnsi" w:eastAsiaTheme="majorEastAsia" w:hAnsiTheme="majorHAnsi" w:cstheme="majorBidi" w:ascii="Calibri" w:hAnsi="Calibri" w:eastAsia="Microsoft YaHei"/>
       <w:b/>
       <w:bCs/>
       <w:color w:val="2E74B5"/>
@@ -897,14 +1663,15 @@
     <w:pPr>
       <w:keepNext/>
       <w:keepLines/>
-      <w:spacing w:before="200" w:after="0"/>
+      <w:spacing w:before="200" w:after="100"/>
       <w:outlineLvl w:val="2"/>
     </w:pPr>
     <w:rPr>
-      <w:rFonts w:asciiTheme="majorHAnsi" w:eastAsiaTheme="majorEastAsia" w:hAnsiTheme="majorHAnsi" w:cstheme="majorBidi"/>
+      <w:rFonts w:asciiTheme="majorHAnsi" w:eastAsiaTheme="majorEastAsia" w:hAnsiTheme="majorHAnsi" w:cstheme="majorBidi" w:ascii="Calibri" w:hAnsi="Calibri" w:eastAsia="Microsoft YaHei"/>
       <w:b/>
       <w:bCs/>
-      <w:color w:val="4F81BD" w:themeColor="accent1"/>
+      <w:color w:val="17365D"/>
+      <w:sz w:val="24"/>
     </w:rPr>
   </w:style>
   <w:style w:type="paragraph" w:styleId="Heading4">
@@ -1320,12 +2087,13 @@
       <w:numPr>
         <w:numId w:val="1"/>
       </w:numPr>
-      <w:spacing w:after="160" w:line="280" w:lineRule="auto"/>
-      <w:ind w:left="720" w:hanging="360"/>
+      <w:spacing w:after="80" w:line="300" w:lineRule="auto"/>
+      <w:ind w:left="540" w:hanging="271"/>
       <w:contextualSpacing/>
     </w:pPr>
     <w:rPr>
-      <w:rFonts w:ascii="Microsoft YaHei" w:hAnsi="Microsoft YaHei" w:eastAsia="Microsoft YaHei"/>
+      <w:rFonts w:ascii="Calibri" w:hAnsi="Calibri" w:eastAsia="Microsoft YaHei"/>
+      <w:sz w:val="22"/>
     </w:rPr>
   </w:style>
   <w:style w:type="paragraph" w:styleId="ListBullet2">
@@ -1364,8 +2132,14 @@
       <w:numPr>
         <w:numId w:val="5"/>
       </w:numPr>
+      <w:spacing w:after="80" w:line="300" w:lineRule="auto"/>
+      <w:ind w:left="540" w:hanging="271"/>
       <w:contextualSpacing/>
     </w:pPr>
+    <w:rPr>
+      <w:rFonts w:ascii="Calibri" w:hAnsi="Calibri" w:eastAsia="Microsoft YaHei"/>
+      <w:sz w:val="22"/>
+    </w:rPr>
   </w:style>
   <w:style w:type="paragraph" w:styleId="ListNumber2">
     <w:name w:val="List Number 2"/>
